--- a/WPL_Report.docx
+++ b/WPL_Report.docx
@@ -23,7 +23,7 @@
           <w:lang w:eastAsia="zh-CN" w:bidi="hi-IN"/>
         </w:rPr>
         <w:drawing>
-          <wp:inline distT="0" distB="0" distL="0" distR="0" wp14:anchorId="2E1FE99A" wp14:editId="1ABCE992">
+          <wp:inline distT="0" distB="0" distL="0" distR="0" wp14:anchorId="2E1FE99A" wp14:editId="33CFA34F">
             <wp:extent cx="5943600" cy="838200"/>
             <wp:effectExtent l="0" t="0" r="0" b="0"/>
             <wp:docPr id="2" name="Picture 11356"/>
@@ -4276,7 +4276,7 @@
                 <w:sz w:val="19"/>
                 <w:szCs w:val="19"/>
               </w:rPr>
-              <w:t>Stores AI suggestions and thumbs up/down user feedback</w:t>
+              <w:t>Stores suggestions and thumbs up/down user feedback</w:t>
             </w:r>
           </w:p>
         </w:tc>
